--- a/MAU BB TO TUNG/BAN ĐẦU/12.Biên bản kiem tra sao ke.docx
+++ b/MAU BB TO TUNG/BAN ĐẦU/12.Biên bản kiem tra sao ke.docx
@@ -1223,39 +1223,29 @@
         <w:rPr>
           <w:noProof/>
         </w:rPr>
-        <w:t>“</w:t>
+        <w:t>{</w:t>
       </w:r>
       <w:r>
         <w:rPr>
           <w:noProof/>
         </w:rPr>
-        <w:t>{hanh_vi_vi_pham}</w:t>
-      </w:r>
-      <w:r>
-        <w:rPr>
-          <w:rFonts w:eastAsia="Times New Roman"/>
-          <w:spacing w:val="-2"/>
-        </w:rPr>
-        <w:t xml:space="preserve">” do công an phường Tân Bình phát hiện ngày </w:t>
-      </w:r>
-      <w:r>
-        <w:rPr>
-          <w:rFonts w:eastAsia="Times New Roman"/>
-          <w:spacing w:val="-2"/>
-        </w:rPr>
-        <w:t>{ngay_xay_ra</w:t>
-      </w:r>
-      <w:r>
-        <w:rPr>
-          <w:rFonts w:eastAsia="Times New Roman"/>
-          <w:spacing w:val="-2"/>
-        </w:rPr>
-        <w:t>_short</w:t>
-      </w:r>
-      <w:r>
-        <w:rPr>
-          <w:rFonts w:eastAsia="Times New Roman"/>
-          <w:spacing w:val="-2"/>
+        <w:t>ghi</w:t>
+      </w:r>
+      <w:r>
+        <w:rPr>
+          <w:noProof/>
+        </w:rPr>
+        <w:t>_</w:t>
+      </w:r>
+      <w:r>
+        <w:rPr>
+          <w:noProof/>
+        </w:rPr>
+        <w:t>chu</w:t>
+      </w:r>
+      <w:r>
+        <w:rPr>
+          <w:noProof/>
         </w:rPr>
         <w:t>}</w:t>
       </w:r>
@@ -1264,22 +1254,18 @@
           <w:rFonts w:eastAsia="Times New Roman"/>
           <w:spacing w:val="-2"/>
         </w:rPr>
-        <w:t xml:space="preserve"> tại </w:t>
-      </w:r>
-      <w:r>
-        <w:rPr>
-          <w:rFonts w:eastAsia="Times New Roman"/>
-          <w:spacing w:val="-2"/>
-        </w:rPr>
-        <w:t>{noi_xay_ra}</w:t>
-      </w:r>
-      <w:r>
-        <w:rPr>
-          <w:rFonts w:eastAsia="Times New Roman"/>
-          <w:spacing w:val="-2"/>
-        </w:rPr>
         <w:t>.</w:t>
       </w:r>
+    </w:p>
+    <w:p>
+      <w:pPr>
+        <w:tabs>
+          <w:tab w:val="right" w:pos="0"/>
+          <w:tab w:val="left" w:leader="dot" w:pos="9356"/>
+        </w:tabs>
+        <w:spacing w:after="0" w:line="360" w:lineRule="exact"/>
+        <w:jc w:val="both"/>
+      </w:pPr>
     </w:p>
     <w:p>
       <w:pPr>
